--- a/notes/session-03-notes.docx
+++ b/notes/session-03-notes.docx
@@ -695,7 +695,7 @@
           <w:sz w:val="22"/>
           <w:szCs w:val="22"/>
         </w:rPr>
-        <w:t xml:space="preserve">Peterson: meaning is found in voluntarily shouldering what the unknown asks. Affirm it without hedging, because the slide does; every hero story in the room agrees with him. Then notice what the stories cannot supply. In them the call arrives by owl, by wizard, by accident. In reality it has a Caller who knows your name. David's anointing shows the Caller's eyes: seven impressive brothers passed over, the overlooked shepherd seen. That thread returns fully in session 9.</w:t>
+        <w:t>Meaning grows as we willingly take responsibility beyond the familiar. Let the room recognize that movement in the hero stories they know. Then notice how the call arrives in those stories: by owl, by wizard, by accident. In Scripture it has a Caller who knows your name. David's anointing shows the Caller's eyes: seven impressive brothers passed over, the overlooked shepherd seen. That thread returns fully in session 9.</w:t>
       </w:r>
     </w:p>
     <w:p>
@@ -1119,7 +1119,7 @@
           <w:sz w:val="22"/>
           <w:szCs w:val="22"/>
         </w:rPr>
-        <w:t xml:space="preserve">Peterson's account of the call (Maps of Meaning; the biblical lectures on Abraham) treats Abraham as the paradigm of the adventure of a lifetime: leave what you know, and the promise is that life will unfold. Use his framing as a witness; the course grounds it in the Caller himself.</w:t>
+        <w:t>Abraham's call gives the journey into the unknown its biblical ground: leave the familiar in obedience to God's promise. The adventure matters because of who calls him, not because uncertainty is good in itself. Read Genesis 12 alongside Hebrews 11:8; the emphasis is trust in the Caller.</w:t>
       </w:r>
     </w:p>
     <w:p>

--- a/notes/session-03-notes.docx
+++ b/notes/session-03-notes.docx
@@ -75,6 +75,16 @@
       </w:r>
     </w:p>
     <w:p>
+      <w:pPr/>
+      <w:r>
+        <w:rPr>
+          <w:rFonts w:ascii="Georgia" w:hAnsi="Georgia"/>
+          <w:sz w:val="22"/>
+        </w:rPr>
+        <w:t>Presentation controls: Use Slides to jump directly to a numbered slide, Notes to open this document, F for fullscreen, and B to blank or restore the screen. Resume teaching on the home screen returns to the last saved position in this browser. On-screen slide numbers match these notes. Keep private notes on a separate device or display.</w:t>
+      </w:r>
+    </w:p>
+    <w:p>
       <w:pPr>
         <w:pStyle w:val="Heading1"/>
         <w:spacing w:after="160" w:before="360"/>
@@ -515,6 +525,7 @@
       </w:r>
     </w:p>
     <w:p>
+      <w:bookmarkStart w:id="1002" w:name="s03_story_openings"/>
       <w:pPr>
         <w:spacing w:after="160" w:line="300"/>
       </w:pPr>
@@ -536,8 +547,10 @@
         </w:rPr>
         <w:t xml:space="preserve">Read the three lines with affection; the room will name the stories instantly. Land the closer: every adventure begins with a summons. No one summons themselves.</w:t>
       </w:r>
-    </w:p>
-    <w:p>
+      <w:bookmarkEnd w:id="1002"/>
+    </w:p>
+    <w:p>
+      <w:bookmarkStart w:id="1003" w:name="s03_the_call_interrupts"/>
       <w:pPr>
         <w:spacing w:after="160" w:line="300"/>
       </w:pPr>
@@ -559,8 +572,10 @@
         </w:rPr>
         <w:t xml:space="preserve">The call finds people mid-chore: Moses herding sheep, Gideon threshing wheat, David running lunch to his brothers, Peter washing nets. Lesson: ordinary faithfulness is where calls arrive. Nobody is called out of a montage.</w:t>
       </w:r>
-    </w:p>
-    <w:p>
+      <w:bookmarkEnd w:id="1003"/>
+    </w:p>
+    <w:p>
+      <w:bookmarkStart w:id="1004" w:name="s03_the_hero_is_not_the_one_who_is_ready"/>
       <w:pPr>
         <w:spacing w:after="160" w:line="300"/>
       </w:pPr>
@@ -582,8 +597,10 @@
         </w:rPr>
         <w:t xml:space="preserve">Say it together. Note what it does not say: it does not say readiness is worthless; it says readiness is not the qualification. Obedience is.</w:t>
       </w:r>
-    </w:p>
-    <w:p>
+      <w:bookmarkEnd w:id="1004"/>
+    </w:p>
+    <w:p>
+      <w:bookmarkStart w:id="1005" w:name="s03_the_excuses_are_part_of_the_pattern"/>
       <w:pPr>
         <w:spacing w:after="160" w:line="300"/>
       </w:pPr>
@@ -605,8 +622,10 @@
         </w:rPr>
         <w:t xml:space="preserve">Luke's 'I've got work to do,' Frodo's 'I am not made for perilous quests,' Moses's 'Who am I?' Same sentence, three costumes. Reluctance is standard; the call is never withdrawn for feeling unqualified.</w:t>
       </w:r>
-    </w:p>
-    <w:p>
+      <w:bookmarkEnd w:id="1005"/>
+    </w:p>
+    <w:p>
+      <w:bookmarkStart w:id="1006" w:name="s03_what_the_call_costs"/>
       <w:pPr>
         <w:spacing w:after="160" w:line="300"/>
       </w:pPr>
@@ -628,8 +647,10 @@
         </w:rPr>
         <w:t xml:space="preserve">Every call is a call away from a known world. Naming the grief honestly is pastoral gold: excuses are usually not laziness but mourning in advance. Abram left the family gods, the family land, and the family grave.</w:t>
       </w:r>
-    </w:p>
-    <w:p>
+      <w:bookmarkEnd w:id="1006"/>
+    </w:p>
+    <w:p>
+      <w:bookmarkStart w:id="1007" w:name="s03_genesis_12_1_2_4_niv"/>
       <w:pPr>
         <w:spacing w:after="160" w:line="300"/>
       </w:pPr>
@@ -651,8 +672,10 @@
         </w:rPr>
         <w:t xml:space="preserve">No map, no destination, only command and promise. Note the sevenfold promise structure (nation, blessing, great name, blessing to others, and so on), and then the granite understatement: 'So Abram went.' He was seventy-five.</w:t>
       </w:r>
-    </w:p>
-    <w:p>
+      <w:bookmarkEnd w:id="1007"/>
+    </w:p>
+    <w:p>
+      <w:bookmarkStart w:id="1008" w:name="s03_exodus_3_10_12_niv"/>
       <w:pPr>
         <w:spacing w:after="160" w:line="300"/>
       </w:pPr>
@@ -674,8 +697,10 @@
         </w:rPr>
         <w:t xml:space="preserve">Moses is the anti-Abram: he argues. Who am I? What is your name? What if they do not believe me? I am slow of speech. Send someone else. Five objections; God answers every one, and the first answer is the deepest: I will be with you. God answers 'Who am I?' with who He is.</w:t>
       </w:r>
-    </w:p>
-    <w:p>
+      <w:bookmarkEnd w:id="1008"/>
+    </w:p>
+    <w:p>
+      <w:bookmarkStart w:id="1009" w:name="s03_the_call_has_a_caller"/>
       <w:pPr>
         <w:spacing w:after="160" w:line="300"/>
       </w:pPr>
@@ -697,8 +722,10 @@
         </w:rPr>
         <w:t>Meaning grows as we willingly take responsibility beyond the familiar. Let the room recognize that movement in the hero stories they know. Then notice how the call arrives in those stories: by owl, by wizard, by accident. In Scripture it has a Caller who knows your name. David's anointing shows the Caller's eyes: seven impressive brothers passed over, the overlooked shepherd seen. That thread returns fully in session 9.</w:t>
       </w:r>
-    </w:p>
-    <w:p>
+      <w:bookmarkEnd w:id="1009"/>
+    </w:p>
+    <w:p>
+      <w:bookmarkStart w:id="1010" w:name="s03_you_are_not_an_extra_in_someone_else"/>
       <w:pPr>
         <w:spacing w:after="160" w:line="300"/>
       </w:pPr>
@@ -720,8 +747,10 @@
         </w:rPr>
         <w:t xml:space="preserve">This is the moment to tell your own ninety-second story of a resisted call. Then turn it to them: the Caller still calls, and the promise still attaches.</w:t>
       </w:r>
-    </w:p>
-    <w:p>
+      <w:bookmarkEnd w:id="1010"/>
+    </w:p>
+    <w:p>
+      <w:bookmarkStart w:id="1011" w:name="s03_what_is_calling_you_out_of_the_known"/>
       <w:pPr>
         <w:spacing w:after="160" w:line="300"/>
       </w:pPr>
@@ -743,8 +772,17 @@
         </w:rPr>
         <w:t xml:space="preserve">Open with the first Starter; naming a favorite call-to-adventure scene gets teens talking faster than anything else in this session, and the excuse the hero makes first is the hinge into Moses. Protect time for the last Deeper question, which is where the week lands. Watch for one predictable narrowing: some in the room will hear 'call' and think only of vocational ministry or the mission field. Widen it early and concretely, to a hard conversation, a neighbor, a habit, a job change, a person to forgive.</w:t>
       </w:r>
-    </w:p>
-    <w:p>
+      <w:bookmarkEnd w:id="1011"/>
+      <w:r>
+        <w:rPr>
+          <w:rFonts w:ascii="Georgia" w:hAnsi="Georgia"/>
+          <w:sz w:val="22"/>
+        </w:rPr>
+        <w:t xml:space="preserve"> Presentation cue: Questions appear one at a time on this same numbered slide. Next and Back move between questions before changing slides. Use Show all to choose from the full set, then Show one to focus the room. Keep the existing discussion time; you do not need to ask every question.</w:t>
+      </w:r>
+    </w:p>
+    <w:p>
+      <w:bookmarkStart w:id="1012" w:name="s03_the_call_always_comes_with_a_promise"/>
       <w:pPr>
         <w:spacing w:after="160" w:line="300"/>
       </w:pPr>
@@ -766,6 +804,7 @@
         </w:rPr>
         <w:t xml:space="preserve">The call always comes with a promise: I will be with you. Consider closing by praying Exodus 3:12 over the class.</w:t>
       </w:r>
+      <w:bookmarkEnd w:id="1012"/>
     </w:p>
     <w:p>
       <w:pPr>
